--- a/artifacts/docx/FINDINGS.docx
+++ b/artifacts/docx/FINDINGS.docx
@@ -8784,6 +8784,36 @@
     <w:p>
       <w:r>
         <w:t>been validated as a biological model or an observed treatment experience.</w:t>
+      </w:r>
+    </w:p>
+    <w:p/>
+    <w:p>
+      <w:pPr>
+        <w:pStyle w:val="Heading3"/>
+      </w:pPr>
+      <w:r>
+        <w:t>F-075 numbering correction</w:t>
+      </w:r>
+    </w:p>
+    <w:p/>
+    <w:p>
+      <w:r>
+        <w:t>The repair called C130 above is canonically C127. The local sequence ended at</w:t>
+      </w:r>
+    </w:p>
+    <w:p>
+      <w:r>
+        <w:t>C126; intervening unmerged proposal labels did not reserve batch numbers. The</w:t>
+      </w:r>
+    </w:p>
+    <w:p>
+      <w:r>
+        <w:t>original statements and captured seed names remain historical identifiers of</w:t>
+      </w:r>
+    </w:p>
+    <w:p>
+      <w:r>
+        <w:t>the same repair and evidence, not an additional development unit.</w:t>
       </w:r>
     </w:p>
     <w:p/>
